--- a/Marketing/Calendario de publicaciones.docx
+++ b/Marketing/Calendario de publicaciones.docx
@@ -130,18 +130,24 @@
         <w:spacing w:line="360" w:lineRule="auto"/>
       </w:pPr>
       <w:r>
+        <w:rPr>
+          <w:highlight w:val="green"/>
+        </w:rPr>
         <w:t xml:space="preserve">14 </w:t>
       </w:r>
       <w:proofErr w:type="gramStart"/>
       <w:r>
+        <w:rPr>
+          <w:highlight w:val="green"/>
+        </w:rPr>
         <w:t>Febrero</w:t>
       </w:r>
       <w:proofErr w:type="gramEnd"/>
       <w:r>
-        <w:t xml:space="preserve"> - Sa</w:t>
-      </w:r>
-      <w:r>
-        <w:t>n Valentín</w:t>
+        <w:rPr>
+          <w:highlight w:val="green"/>
+        </w:rPr>
+        <w:t xml:space="preserve"> - San Valentín</w:t>
       </w:r>
     </w:p>
     <w:p>
@@ -167,9 +173,6 @@
         <w:t>Lanscape</w:t>
       </w:r>
       <w:proofErr w:type="spellEnd"/>
-      <w:r>
-        <w:t>?</w:t>
-      </w:r>
     </w:p>
     <w:p>
       <w:pPr>
@@ -195,7 +198,7 @@
       </w:r>
       <w:proofErr w:type="spellEnd"/>
       <w:r>
-        <w:t xml:space="preserve"> en primera y tercera persona?</w:t>
+        <w:t xml:space="preserve"> en primera y tercera persona</w:t>
       </w:r>
     </w:p>
     <w:p>

--- a/Marketing/Calendario de publicaciones.docx
+++ b/Marketing/Calendario de publicaciones.docx
@@ -155,21 +155,36 @@
         <w:spacing w:line="360" w:lineRule="auto"/>
       </w:pPr>
       <w:r>
+        <w:rPr>
+          <w:highlight w:val="green"/>
+        </w:rPr>
         <w:t xml:space="preserve">21 </w:t>
       </w:r>
       <w:proofErr w:type="gramStart"/>
       <w:r>
+        <w:rPr>
+          <w:highlight w:val="green"/>
+        </w:rPr>
         <w:t>Febrero</w:t>
       </w:r>
       <w:proofErr w:type="gramEnd"/>
       <w:r>
+        <w:rPr>
+          <w:highlight w:val="green"/>
+        </w:rPr>
         <w:t xml:space="preserve"> </w:t>
       </w:r>
       <w:r>
+        <w:rPr>
+          <w:highlight w:val="green"/>
+        </w:rPr>
         <w:t xml:space="preserve">– Reel de creación del </w:t>
       </w:r>
       <w:proofErr w:type="spellStart"/>
       <w:r>
+        <w:rPr>
+          <w:highlight w:val="green"/>
+        </w:rPr>
         <w:t>Lanscape</w:t>
       </w:r>
       <w:proofErr w:type="spellEnd"/>

--- a/Marketing/Calendario de publicaciones.docx
+++ b/Marketing/Calendario de publicaciones.docx
@@ -88,37 +88,22 @@
         <w:spacing w:line="360" w:lineRule="auto"/>
       </w:pPr>
       <w:r>
-        <w:rPr>
-          <w:highlight w:val="green"/>
-        </w:rPr>
         <w:t xml:space="preserve">7 </w:t>
       </w:r>
       <w:proofErr w:type="gramStart"/>
       <w:r>
-        <w:rPr>
-          <w:highlight w:val="green"/>
-        </w:rPr>
         <w:t>Febrero</w:t>
       </w:r>
       <w:proofErr w:type="gramEnd"/>
       <w:r>
-        <w:rPr>
-          <w:highlight w:val="green"/>
-        </w:rPr>
         <w:t xml:space="preserve"> – Próximamente… </w:t>
       </w:r>
       <w:proofErr w:type="gramStart"/>
       <w:r>
-        <w:rPr>
-          <w:highlight w:val="green"/>
-        </w:rPr>
         <w:t>Mayo</w:t>
       </w:r>
       <w:proofErr w:type="gramEnd"/>
       <w:r>
-        <w:rPr>
-          <w:highlight w:val="green"/>
-        </w:rPr>
         <w:t xml:space="preserve"> 2026</w:t>
       </w:r>
       <w:r>
@@ -130,23 +115,14 @@
         <w:spacing w:line="360" w:lineRule="auto"/>
       </w:pPr>
       <w:r>
-        <w:rPr>
-          <w:highlight w:val="green"/>
-        </w:rPr>
         <w:t xml:space="preserve">14 </w:t>
       </w:r>
       <w:proofErr w:type="gramStart"/>
       <w:r>
-        <w:rPr>
-          <w:highlight w:val="green"/>
-        </w:rPr>
         <w:t>Febrero</w:t>
       </w:r>
       <w:proofErr w:type="gramEnd"/>
       <w:r>
-        <w:rPr>
-          <w:highlight w:val="green"/>
-        </w:rPr>
         <w:t xml:space="preserve"> - San Valentín</w:t>
       </w:r>
     </w:p>
@@ -155,65 +131,51 @@
         <w:spacing w:line="360" w:lineRule="auto"/>
       </w:pPr>
       <w:r>
-        <w:rPr>
-          <w:highlight w:val="green"/>
-        </w:rPr>
-        <w:t xml:space="preserve">21 </w:t>
+        <w:t xml:space="preserve">28 </w:t>
       </w:r>
       <w:proofErr w:type="gramStart"/>
       <w:r>
-        <w:rPr>
-          <w:highlight w:val="green"/>
-        </w:rPr>
         <w:t>Febrero</w:t>
       </w:r>
       <w:proofErr w:type="gramEnd"/>
       <w:r>
-        <w:rPr>
-          <w:highlight w:val="green"/>
-        </w:rPr>
         <w:t xml:space="preserve"> </w:t>
       </w:r>
       <w:r>
-        <w:rPr>
-          <w:highlight w:val="green"/>
-        </w:rPr>
-        <w:t xml:space="preserve">– Reel de creación del </w:t>
+        <w:t xml:space="preserve">– Tour del </w:t>
       </w:r>
       <w:proofErr w:type="spellStart"/>
       <w:r>
-        <w:rPr>
-          <w:highlight w:val="green"/>
-        </w:rPr>
-        <w:t>Lanscape</w:t>
+        <w:t>Landscape</w:t>
       </w:r>
       <w:proofErr w:type="spellEnd"/>
+      <w:r>
+        <w:t xml:space="preserve"> en primera y tercera persona</w:t>
+      </w:r>
     </w:p>
     <w:p>
       <w:pPr>
         <w:spacing w:line="360" w:lineRule="auto"/>
       </w:pPr>
       <w:r>
-        <w:t xml:space="preserve">28 </w:t>
+        <w:t xml:space="preserve">21 </w:t>
       </w:r>
       <w:proofErr w:type="gramStart"/>
       <w:r>
-        <w:t>Febrero</w:t>
+        <w:t>Marzo</w:t>
       </w:r>
       <w:proofErr w:type="gramEnd"/>
       <w:r>
         <w:t xml:space="preserve"> </w:t>
       </w:r>
       <w:r>
-        <w:t xml:space="preserve">– Tour del </w:t>
-      </w:r>
-      <w:proofErr w:type="spellStart"/>
-      <w:r>
-        <w:t>Landscape</w:t>
-      </w:r>
-      <w:proofErr w:type="spellEnd"/>
-      <w:r>
-        <w:t xml:space="preserve"> en primera y tercera persona</w:t>
+        <w:t>–</w:t>
+      </w:r>
+      <w:r>
+        <w:t xml:space="preserve"> </w:t>
+      </w:r>
+      <w:r>
+        <w:t>Conoce un poco sobre el juego.</w:t>
       </w:r>
     </w:p>
     <w:p>
@@ -221,15 +183,40 @@
         <w:spacing w:line="360" w:lineRule="auto"/>
       </w:pPr>
       <w:r>
-        <w:t xml:space="preserve">7 </w:t>
+        <w:t>2</w:t>
+      </w:r>
+      <w:r>
+        <w:t>2</w:t>
+      </w:r>
+      <w:r>
+        <w:t xml:space="preserve"> </w:t>
       </w:r>
       <w:proofErr w:type="gramStart"/>
       <w:r>
-        <w:t>Marzo</w:t>
+        <w:t>Abril</w:t>
       </w:r>
       <w:proofErr w:type="gramEnd"/>
       <w:r>
-        <w:t xml:space="preserve"> - </w:t>
+        <w:t xml:space="preserve"> – </w:t>
+      </w:r>
+      <w:r>
+        <w:t xml:space="preserve">Fun </w:t>
+      </w:r>
+      <w:proofErr w:type="spellStart"/>
+      <w:r>
+        <w:t>fact</w:t>
+      </w:r>
+      <w:proofErr w:type="spellEnd"/>
+      <w:r>
+        <w:t xml:space="preserve"> de </w:t>
+      </w:r>
+      <w:proofErr w:type="spellStart"/>
+      <w:r>
+        <w:t>Wolfhunt</w:t>
+      </w:r>
+      <w:proofErr w:type="spellEnd"/>
+      <w:r>
+        <w:t>.</w:t>
       </w:r>
     </w:p>
     <w:p>
@@ -237,15 +224,24 @@
         <w:spacing w:line="360" w:lineRule="auto"/>
       </w:pPr>
       <w:r>
-        <w:t xml:space="preserve">14 </w:t>
+        <w:t>2</w:t>
+      </w:r>
+      <w:r>
+        <w:t>4</w:t>
+      </w:r>
+      <w:r>
+        <w:t xml:space="preserve"> </w:t>
       </w:r>
       <w:proofErr w:type="gramStart"/>
       <w:r>
-        <w:t>Marzo</w:t>
+        <w:t>Abril</w:t>
       </w:r>
       <w:proofErr w:type="gramEnd"/>
       <w:r>
-        <w:t xml:space="preserve"> - </w:t>
+        <w:t xml:space="preserve"> – Conoce </w:t>
+      </w:r>
+      <w:r>
+        <w:t>un poco sobre el mundo del juego.</w:t>
       </w:r>
     </w:p>
     <w:p>
@@ -253,47 +249,21 @@
         <w:spacing w:line="360" w:lineRule="auto"/>
       </w:pPr>
       <w:r>
-        <w:t xml:space="preserve">21 </w:t>
+        <w:t>25</w:t>
+      </w:r>
+      <w:r>
+        <w:t xml:space="preserve"> </w:t>
       </w:r>
       <w:proofErr w:type="gramStart"/>
       <w:r>
-        <w:t>Marzo</w:t>
+        <w:t>Abril</w:t>
       </w:r>
       <w:proofErr w:type="gramEnd"/>
       <w:r>
-        <w:t xml:space="preserve"> </w:t>
-      </w:r>
-      <w:r>
-        <w:t>–</w:t>
-      </w:r>
-      <w:r>
-        <w:t xml:space="preserve"> </w:t>
-      </w:r>
-      <w:r>
-        <w:t xml:space="preserve">Ilustración de </w:t>
-      </w:r>
-      <w:proofErr w:type="spellStart"/>
-      <w:r>
-        <w:t>Priah</w:t>
-      </w:r>
-      <w:proofErr w:type="spellEnd"/>
-      <w:r>
-        <w:t xml:space="preserve"> recolectando</w:t>
-      </w:r>
-      <w:r>
-        <w:t xml:space="preserve"> flores</w:t>
-      </w:r>
-      <w:r>
-        <w:t xml:space="preserve"> </w:t>
-      </w:r>
-      <w:r>
-        <w:t xml:space="preserve">de </w:t>
-      </w:r>
-      <w:r>
-        <w:t>m</w:t>
-      </w:r>
-      <w:r>
-        <w:t>anzanilla.</w:t>
+        <w:t xml:space="preserve"> – Conoce </w:t>
+      </w:r>
+      <w:r>
+        <w:t>a la protagonista.</w:t>
       </w:r>
     </w:p>
     <w:p>
@@ -301,15 +271,52 @@
         <w:spacing w:line="360" w:lineRule="auto"/>
       </w:pPr>
       <w:r>
-        <w:t xml:space="preserve">28 </w:t>
+        <w:t xml:space="preserve">5 </w:t>
       </w:r>
       <w:proofErr w:type="gramStart"/>
       <w:r>
-        <w:t>Marzo</w:t>
+        <w:t>Mayo</w:t>
       </w:r>
       <w:proofErr w:type="gramEnd"/>
       <w:r>
-        <w:t xml:space="preserve"> - </w:t>
+        <w:t xml:space="preserve"> – Conoce un poco m</w:t>
+      </w:r>
+      <w:r>
+        <w:t>as sobre el arte del juego.</w:t>
+      </w:r>
+    </w:p>
+    <w:p>
+      <w:pPr>
+        <w:spacing w:line="360" w:lineRule="auto"/>
+        <w:rPr>
+          <w:lang w:val="en-US"/>
+        </w:rPr>
+      </w:pPr>
+      <w:r>
+        <w:rPr>
+          <w:lang w:val="en-US"/>
+        </w:rPr>
+        <w:t xml:space="preserve">28 Mayo – </w:t>
+      </w:r>
+      <w:r>
+        <w:rPr>
+          <w:lang w:val="en-US"/>
+        </w:rPr>
+        <w:t xml:space="preserve">Sneak Peak </w:t>
+      </w:r>
+      <w:proofErr w:type="spellStart"/>
+      <w:r>
+        <w:rPr>
+          <w:lang w:val="en-US"/>
+        </w:rPr>
+        <w:t>Wolfhunters</w:t>
+      </w:r>
+      <w:proofErr w:type="spellEnd"/>
+      <w:r>
+        <w:rPr>
+          <w:lang w:val="en-US"/>
+        </w:rPr>
+        <w:t>.</w:t>
       </w:r>
     </w:p>
     <w:p>
@@ -317,15 +324,27 @@
         <w:spacing w:line="360" w:lineRule="auto"/>
       </w:pPr>
       <w:r>
-        <w:t xml:space="preserve">4 </w:t>
+        <w:t>28</w:t>
+      </w:r>
+      <w:r>
+        <w:t xml:space="preserve"> </w:t>
       </w:r>
       <w:proofErr w:type="gramStart"/>
       <w:r>
-        <w:t>Abril</w:t>
+        <w:t>Mayo</w:t>
       </w:r>
       <w:proofErr w:type="gramEnd"/>
       <w:r>
-        <w:t xml:space="preserve"> - </w:t>
+        <w:t xml:space="preserve"> </w:t>
+      </w:r>
+      <w:r>
+        <w:t>–</w:t>
+      </w:r>
+      <w:r>
+        <w:t xml:space="preserve"> </w:t>
+      </w:r>
+      <w:r>
+        <w:t>Cuenta regresiva, noche 2.</w:t>
       </w:r>
     </w:p>
     <w:p>
@@ -333,15 +352,38 @@
         <w:spacing w:line="360" w:lineRule="auto"/>
       </w:pPr>
       <w:r>
-        <w:t xml:space="preserve">11 </w:t>
+        <w:t>2</w:t>
+      </w:r>
+      <w:r>
+        <w:t xml:space="preserve">9 </w:t>
       </w:r>
       <w:proofErr w:type="gramStart"/>
       <w:r>
-        <w:t>Abril</w:t>
+        <w:t>Mayo</w:t>
       </w:r>
       <w:proofErr w:type="gramEnd"/>
       <w:r>
-        <w:t xml:space="preserve"> - </w:t>
+        <w:t xml:space="preserve"> </w:t>
+      </w:r>
+      <w:proofErr w:type="gramStart"/>
+      <w:r>
+        <w:t xml:space="preserve">- </w:t>
+      </w:r>
+      <w:r>
+        <w:t xml:space="preserve"> </w:t>
+      </w:r>
+      <w:r>
+        <w:t>Cuenta</w:t>
+      </w:r>
+      <w:proofErr w:type="gramEnd"/>
+      <w:r>
+        <w:t xml:space="preserve"> regresiva, noche </w:t>
+      </w:r>
+      <w:r>
+        <w:t>1</w:t>
+      </w:r>
+      <w:r>
+        <w:t>.</w:t>
       </w:r>
     </w:p>
     <w:p>
@@ -349,88 +391,30 @@
         <w:spacing w:line="360" w:lineRule="auto"/>
       </w:pPr>
       <w:r>
-        <w:t xml:space="preserve">18 </w:t>
+        <w:t>30</w:t>
+      </w:r>
+      <w:r>
+        <w:t xml:space="preserve"> </w:t>
       </w:r>
       <w:proofErr w:type="gramStart"/>
       <w:r>
-        <w:t>Abril</w:t>
+        <w:t>Mayo</w:t>
       </w:r>
       <w:proofErr w:type="gramEnd"/>
       <w:r>
-        <w:t xml:space="preserve"> - </w:t>
-      </w:r>
-    </w:p>
-    <w:p>
-      <w:pPr>
-        <w:spacing w:line="360" w:lineRule="auto"/>
-      </w:pPr>
-      <w:r>
-        <w:t xml:space="preserve">25 </w:t>
+        <w:t xml:space="preserve"> – </w:t>
+      </w:r>
+      <w:r>
+        <w:t xml:space="preserve">Cuenta regresiva, noche </w:t>
       </w:r>
       <w:proofErr w:type="gramStart"/>
       <w:r>
-        <w:t>Abril</w:t>
+        <w:t>0</w:t>
+      </w:r>
+      <w:r>
+        <w:t>.</w:t>
       </w:r>
       <w:proofErr w:type="gramEnd"/>
-      <w:r>
-        <w:t xml:space="preserve"> - </w:t>
-      </w:r>
-    </w:p>
-    <w:p>
-      <w:pPr>
-        <w:spacing w:line="360" w:lineRule="auto"/>
-      </w:pPr>
-      <w:r>
-        <w:t xml:space="preserve">2 </w:t>
-      </w:r>
-      <w:proofErr w:type="gramStart"/>
-      <w:r>
-        <w:t>Mayo</w:t>
-      </w:r>
-      <w:proofErr w:type="gramEnd"/>
-      <w:r>
-        <w:t xml:space="preserve"> - </w:t>
-      </w:r>
-    </w:p>
-    <w:p>
-      <w:pPr>
-        <w:spacing w:line="360" w:lineRule="auto"/>
-      </w:pPr>
-      <w:r>
-        <w:t xml:space="preserve">9 </w:t>
-      </w:r>
-      <w:proofErr w:type="gramStart"/>
-      <w:r>
-        <w:t>Mayo</w:t>
-      </w:r>
-      <w:proofErr w:type="gramEnd"/>
-      <w:r>
-        <w:t xml:space="preserve"> - </w:t>
-      </w:r>
-    </w:p>
-    <w:p>
-      <w:pPr>
-        <w:spacing w:line="360" w:lineRule="auto"/>
-      </w:pPr>
-      <w:r>
-        <w:t xml:space="preserve">16 </w:t>
-      </w:r>
-      <w:proofErr w:type="gramStart"/>
-      <w:r>
-        <w:t>Mayo</w:t>
-      </w:r>
-      <w:proofErr w:type="gramEnd"/>
-      <w:r>
-        <w:t xml:space="preserve"> – Clip del video demostrativo de YouTube junto con el </w:t>
-      </w:r>
-      <w:proofErr w:type="gramStart"/>
-      <w:r>
-        <w:t>link</w:t>
-      </w:r>
-      <w:proofErr w:type="gramEnd"/>
-      <w:r>
-        <w:t>.</w:t>
-      </w:r>
     </w:p>
     <w:sectPr>
       <w:pgSz w:w="12240" w:h="15840"/>
